--- a/Part-Two-Ch06-Bleeding-Kansas/The Election of 1860.docx
+++ b/Part-Two-Ch06-Bleeding-Kansas/The Election of 1860.docx
@@ -9,25 +9,22 @@
         <w:tblLook w:firstColumn="1" w:firstRow="1" w:lastColumn="0" w:lastRow="0" w:noHBand="0" w:noVBand="1" w:val="04A0"/>
       </w:tblPr>
       <w:tblGrid>
-        <w:gridCol w:w="9936"/>
+        <w:gridCol w:w="10224"/>
       </w:tblGrid>
       <w:tr>
         <w:tc>
           <w:tcPr>
-            <w:tcW w:type="dxa" w:w="9936"/>
+            <w:tcW w:type="dxa" w:w="10224"/>
             <w:shd w:val="clear" w:fill="B1442F"/>
           </w:tcPr>
           <w:p>
-            <w:pPr>
-              <w:jc w:val="left"/>
-            </w:pPr>
             <w:r>
               <w:rPr>
                 <w:b/>
                 <w:color w:val="FFE6DE"/>
                 <w:sz w:val="18"/>
               </w:rPr>
-              <w:t>CHAPTER 6 · DEEP DIVE · HOUSE &amp; DIVIDED</w:t>
+              <w:t>PROMISE &amp; PRACTICE  ·  DEEP DIVE  ·  SOURCE ANALYSIS</w:t>
             </w:r>
           </w:p>
           <w:p>
@@ -35,18 +32,19 @@
               <w:rPr>
                 <w:b/>
                 <w:color w:val="FFFFFF"/>
-                <w:sz w:val="40"/>
+                <w:sz w:val="42"/>
               </w:rPr>
-              <w:t>The Election of 1860</w:t>
+              <w:t>The Election of 1860 — House &amp; Divided</w:t>
             </w:r>
           </w:p>
           <w:p>
             <w:r>
               <w:rPr>
+                <w:i/>
                 <w:color w:val="FFE6DE"/>
-                <w:sz w:val="21"/>
+                <w:sz w:val="22"/>
               </w:rPr>
-              <w:t>A four-way race that a man could win without a single Southern vote — and break the Union by winning. 1860.</w:t>
+              <w:t>How the Numbers Elected Lincoln</w:t>
             </w:r>
           </w:p>
         </w:tc>
@@ -64,7 +62,7 @@
         <w:rPr>
           <w:sz w:val="21"/>
         </w:rPr>
-        <w:t xml:space="preserve">__________________________    </w:t>
+        <w:t xml:space="preserve">______________________________    </w:t>
       </w:r>
       <w:r>
         <w:rPr>
@@ -90,30 +88,243 @@
         <w:rPr>
           <w:sz w:val="21"/>
         </w:rPr>
-        <w:t>______________</w:t>
+        <w:t>________________</w:t>
+      </w:r>
+    </w:p>
+    <w:tbl>
+      <w:tblPr>
+        <w:tblW w:type="auto" w:w="0"/>
+        <w:tblLayout w:type="autofit"/>
+        <w:tblLook w:firstColumn="1" w:firstRow="1" w:lastColumn="0" w:lastRow="0" w:noHBand="0" w:noVBand="1" w:val="04A0"/>
+      </w:tblPr>
+      <w:tblGrid>
+        <w:gridCol w:w="10224"/>
+      </w:tblGrid>
+      <w:tr>
+        <w:tc>
+          <w:tcPr>
+            <w:tcW w:type="dxa" w:w="10224"/>
+            <w:shd w:val="clear" w:fill="f4c04e"/>
+          </w:tcPr>
+          <w:p>
+            <w:r>
+              <w:rPr>
+                <w:b/>
+                <w:color w:val="5A4512"/>
+                <w:sz w:val="19"/>
+              </w:rPr>
+              <w:t xml:space="preserve">WHAT I CAN DO TODAY   </w:t>
+            </w:r>
+            <w:r>
+              <w:rPr>
+                <w:color w:val="5A4512"/>
+                <w:sz w:val="21"/>
+              </w:rPr>
+              <w:t>I can read primary sources about The Election of 1860 — House &amp; Divided, weigh who made each one and why, and use evidence to answer historical questions.</w:t>
+            </w:r>
+          </w:p>
+        </w:tc>
+      </w:tr>
+    </w:tbl>
+    <w:p>
+      <w:r>
+        <w:rPr>
+          <w:b/>
+          <w:color w:val="B1442F"/>
+        </w:rPr>
+        <w:t xml:space="preserve">Directions. </w:t>
+      </w:r>
+      <w:r>
+        <w:rPr>
+          <w:sz w:val="22"/>
+        </w:rPr>
+        <w:t>Numbers are a primary source too. Read the 1860 returns and the campaign cartoons, then explain how the math worked</w:t>
       </w:r>
     </w:p>
     <w:p/>
     <w:p>
       <w:r>
         <w:rPr>
+          <w:b/>
+          <w:color w:val="B1442F"/>
+          <w:sz w:val="26"/>
+        </w:rPr>
+        <w:t>THE SOURCES</w:t>
+      </w:r>
+    </w:p>
+    <w:p>
+      <w:pPr>
+        <w:spacing w:before="160"/>
+      </w:pPr>
+      <w:r>
+        <w:rPr>
+          <w:b/>
+          <w:color w:val="1C1714"/>
+          <w:sz w:val="23"/>
+        </w:rPr>
+        <w:t>SOURCE A · THE DATA · 1860  —  The returns</w:t>
+      </w:r>
+    </w:p>
+    <w:p>
+      <w:pPr>
+        <w:ind w:left="432"/>
+      </w:pPr>
+      <w:r>
+        <w:rPr>
           <w:i/>
           <w:color w:val="1C1714"/>
           <w:sz w:val="22"/>
         </w:rPr>
-        <w:t>A four-way race that a man could win without a single Southern vote — and break the Union by winning. 1860.</w:t>
+        <w:t>#activity .rtab{width:100%;border-collapse:collapse;margin:8px 0 2px;font-size:14.5px}</w:t>
+        <w:br/>
+        <w:t>#activity .rtab th,#activity .rtab td{border:1px solid var(--hair);padding:9px 12px;text-align:left;color:var(--body)}</w:t>
+        <w:br/>
+        <w:t>#activity .rtab th{color:var(--accent);text-transform:uppercase;letter-spacing:.06em;font-size:11.5px}</w:t>
+        <w:br/>
+        <w:t>#activity .rtab td.n{text-align:right;font-variant-numeric:tabular-nums;color:var(--ink)}</w:t>
+        <w:br/>
+        <w:t>#activity .rtab tr.win td{background:rgba(224,128,95,.1)}</w:t>
+        <w:br/>
+        <w:t>CANDIDATE</w:t>
+        <w:tab/>
+        <w:t>PARTY</w:t>
+        <w:tab/>
+        <w:t>REGION OF SUPPORT</w:t>
+        <w:tab/>
+        <w:t>POPULAR VOTE</w:t>
+        <w:tab/>
+        <w:t>%</w:t>
+        <w:tab/>
+        <w:t>ELECTORAL</w:t>
+        <w:br/>
+        <w:t>Abraham Lincoln</w:t>
+        <w:tab/>
+        <w:t>Republican</w:t>
+        <w:tab/>
+        <w:t>North / West</w:t>
+        <w:tab/>
+        <w:t>1,866,000</w:t>
+        <w:tab/>
+        <w:t>40%</w:t>
+        <w:tab/>
+        <w:t>180</w:t>
+        <w:br/>
+        <w:t>Stephen Douglas</w:t>
+        <w:tab/>
+        <w:t>Northern Democrat</w:t>
+        <w:tab/>
+        <w:t>scattered, North</w:t>
+        <w:tab/>
+        <w:t>1,380,000</w:t>
+        <w:tab/>
+        <w:t>29%</w:t>
+        <w:tab/>
+        <w:t>12</w:t>
+        <w:br/>
+        <w:t>John C. Breckinridge</w:t>
+        <w:tab/>
+        <w:t>Southern Democrat</w:t>
+        <w:tab/>
+        <w:t>Deep South</w:t>
+        <w:tab/>
+        <w:t>848,000</w:t>
+        <w:tab/>
+        <w:t>18%</w:t>
+        <w:tab/>
+        <w:t>72</w:t>
+        <w:br/>
+        <w:t>John Bell</w:t>
+        <w:tab/>
+        <w:t>Constitutional Union</w:t>
+        <w:tab/>
+        <w:t>Border South</w:t>
+        <w:tab/>
+        <w:t>591,000</w:t>
+        <w:tab/>
+        <w:t>13%</w:t>
+        <w:tab/>
+        <w:t>39.</w:t>
+      </w:r>
+    </w:p>
+    <w:p>
+      <w:r>
+        <w:rPr>
+          <w:color w:val="6A6256"/>
+          <w:sz w:val="17"/>
+        </w:rPr>
+        <w:t>Election of 1860 returns (rounded). 152 electoral votes were needed to win. Public-domain data.</w:t>
       </w:r>
     </w:p>
     <w:p>
       <w:pPr>
-        <w:spacing w:after="80"/>
+        <w:spacing w:before="160"/>
       </w:pPr>
       <w:r>
         <w:rPr>
+          <w:b/>
           <w:color w:val="1C1714"/>
           <w:sz w:val="23"/>
         </w:rPr>
-        <w:t>How can someone become president with only 40% of the vote and no support in half the country — and why did that terrify the South?</w:t>
+        <w:t>SOURCE B · THE CARTOON  —  “The National Game”</w:t>
+      </w:r>
+    </w:p>
+    <w:p>
+      <w:pPr>
+        <w:jc w:val="center"/>
+      </w:pPr>
+      <w:r>
+        <w:drawing>
+          <wp:inline xmlns:a="http://schemas.openxmlformats.org/drawingml/2006/main" xmlns:pic="http://schemas.openxmlformats.org/drawingml/2006/picture">
+            <wp:extent cx="3931920" cy="3183741"/>
+            <wp:docPr id="1" name="Picture 1"/>
+            <wp:cNvGraphicFramePr>
+              <a:graphicFrameLocks noChangeAspect="1"/>
+            </wp:cNvGraphicFramePr>
+            <a:graphic>
+              <a:graphicData uri="http://schemas.openxmlformats.org/drawingml/2006/picture">
+                <pic:pic>
+                  <pic:nvPicPr>
+                    <pic:cNvPr id="0" name="image.jpg"/>
+                    <pic:cNvPicPr/>
+                  </pic:nvPicPr>
+                  <pic:blipFill>
+                    <a:blip r:embed="rId9"/>
+                    <a:stretch>
+                      <a:fillRect/>
+                    </a:stretch>
+                  </pic:blipFill>
+                  <pic:spPr>
+                    <a:xfrm>
+                      <a:off x="0" y="0"/>
+                      <a:ext cx="3931920" cy="3183741"/>
+                    </a:xfrm>
+                    <a:prstGeom prst="rect"/>
+                  </pic:spPr>
+                </pic:pic>
+              </a:graphicData>
+            </a:graphic>
+          </wp:inline>
+        </w:drawing>
+      </w:r>
+    </w:p>
+    <w:p>
+      <w:r>
+        <w:rPr>
+          <w:color w:val="6A6256"/>
+          <w:sz w:val="17"/>
+        </w:rPr>
+        <w:t>“The National Game. Three ‘Outs’ and One ‘Run’” — Currier &amp; Ives, 1860, public domain (Library of Congress).</w:t>
+      </w:r>
+    </w:p>
+    <w:p/>
+    <w:p>
+      <w:r>
+        <w:rPr>
+          <w:b/>
+          <w:color w:val="B1442F"/>
+          <w:sz w:val="26"/>
+        </w:rPr>
+        <w:t>YOUR WORK</w:t>
       </w:r>
     </w:p>
     <w:p>
@@ -123,54 +334,65 @@
       <w:r>
         <w:rPr>
           <w:b/>
-          <w:color w:val="B1442F"/>
-          <w:sz w:val="28"/>
+          <w:color w:val="FFFFFF"/>
+          <w:sz w:val="20"/>
+          <w:shd w:val="clear" w:fill="B1442F"/>
         </w:rPr>
-        <w:t>Four Men, One Office</w:t>
+        <w:t xml:space="preserve">  QUESTION 1  </w:t>
+      </w:r>
+      <w:r>
+        <w:rPr>
+          <w:b/>
+          <w:color w:val="6A6256"/>
+          <w:sz w:val="18"/>
+        </w:rPr>
+        <w:t xml:space="preserve">   STEP 1 · READ THE TABLE</w:t>
       </w:r>
     </w:p>
     <w:p>
       <w:r>
         <w:rPr>
-          <w:b/>
-          <w:color w:val="6A6256"/>
-          <w:sz w:val="17"/>
+          <w:b w:val="0"/>
+          <w:color w:val="1C1714"/>
+          <w:sz w:val="23"/>
         </w:rPr>
-        <w:t>THE PARTIES SPLIT</w:t>
+        <w:t>Lincoln won only about 40% of the popular vote — less than the other three combined. So how did he win the election? (Look at the electoral-vote column.)</w:t>
       </w:r>
     </w:p>
     <w:p>
       <w:pPr>
-        <w:spacing w:after="80"/>
+        <w:spacing w:after="120"/>
       </w:pPr>
       <w:r>
         <w:rPr>
-          <w:color w:val="1C1714"/>
-          <w:sz w:val="23"/>
+          <w:color w:val="9A9286"/>
+          <w:sz w:val="22"/>
         </w:rPr>
-        <w:t>By 1860 the Democratic Party — the last national party holding North and South together — split in two over slavery. The result was a chaotic four-way race.</w:t>
+        <w:t>____________________________________________________________________________________________</w:t>
       </w:r>
     </w:p>
     <w:p>
       <w:pPr>
-        <w:spacing w:after="80"/>
+        <w:spacing w:after="120"/>
       </w:pPr>
       <w:r>
         <w:rPr>
-          <w:color w:val="1C1714"/>
-          <w:sz w:val="23"/>
+          <w:color w:val="9A9286"/>
+          <w:sz w:val="22"/>
         </w:rPr>
-        <w:t>Abraham Lincoln (Republican) opposed slavery's spread. Stephen Douglas (Northern Democrat) stood for popular sovereignty. John C. Breckinridge (Southern Democrat) demanded federal protection for slavery. John Bell (Constitutional Union) just wanted to avoid the question entirely.</w:t>
+        <w:t>____________________________________________________________________________________________</w:t>
       </w:r>
     </w:p>
     <w:p>
+      <w:pPr>
+        <w:spacing w:after="120"/>
+      </w:pPr>
       <w:r>
         <w:rPr>
-          <w:i/>
-          <w:color w:val="6A6256"/>
-          <w:sz w:val="17"/>
+          <w:color w:val="9A9286"/>
+          <w:sz w:val="22"/>
         </w:rPr>
-        <w:t>1860 campaign cartoon — lithograph, public domain (Library of Congress).</w:t>
+        <w:t>____________________________________________________________________________________________</w:t>
       </w:r>
     </w:p>
     <w:p>
@@ -180,40 +402,65 @@
       <w:r>
         <w:rPr>
           <w:b/>
-          <w:color w:val="B1442F"/>
-          <w:sz w:val="28"/>
+          <w:color w:val="FFFFFF"/>
+          <w:sz w:val="20"/>
+          <w:shd w:val="clear" w:fill="B1442F"/>
         </w:rPr>
-        <w:t>“The National Game”</w:t>
+        <w:t xml:space="preserve">  QUESTION 2  </w:t>
+      </w:r>
+      <w:r>
+        <w:rPr>
+          <w:b/>
+          <w:color w:val="6A6256"/>
+          <w:sz w:val="18"/>
+        </w:rPr>
+        <w:t xml:space="preserve">   STEP 1 · READ THE TABLE</w:t>
       </w:r>
     </w:p>
     <w:p>
       <w:r>
         <w:rPr>
-          <w:b/>
-          <w:color w:val="6A6256"/>
-          <w:sz w:val="17"/>
+          <w:b w:val="0"/>
+          <w:color w:val="1C1714"/>
+          <w:sz w:val="23"/>
         </w:rPr>
-        <w:t>A NATION COMING APART</w:t>
+        <w:t>Douglas came 2nd in the popular vote (29%) but won only 12 electoral votes — far fewer than Breckinridge's 72 on just 18%. What does that tell you about where each man's votes were?</w:t>
       </w:r>
     </w:p>
     <w:p>
+      <w:pPr>
+        <w:spacing w:after="120"/>
+      </w:pPr>
       <w:r>
         <w:rPr>
-          <w:i/>
-          <w:color w:val="1C1714"/>
+          <w:color w:val="9A9286"/>
           <w:sz w:val="22"/>
         </w:rPr>
-        <w:t>Cartoonists saw it clearly: the candidates tearing the country apart between them.</w:t>
+        <w:t>____________________________________________________________________________________________</w:t>
       </w:r>
     </w:p>
     <w:p>
+      <w:pPr>
+        <w:spacing w:after="120"/>
+      </w:pPr>
       <w:r>
         <w:rPr>
-          <w:i/>
-          <w:color w:val="6A6256"/>
-          <w:sz w:val="17"/>
+          <w:color w:val="9A9286"/>
+          <w:sz w:val="22"/>
         </w:rPr>
-        <w:t>1860 campaign cartoon — lithograph, public domain (Library of Congress).</w:t>
+        <w:t>____________________________________________________________________________________________</w:t>
+      </w:r>
+    </w:p>
+    <w:p>
+      <w:pPr>
+        <w:spacing w:after="120"/>
+      </w:pPr>
+      <w:r>
+        <w:rPr>
+          <w:color w:val="9A9286"/>
+          <w:sz w:val="22"/>
+        </w:rPr>
+        <w:t>____________________________________________________________________________________________</w:t>
       </w:r>
     </w:p>
     <w:p>
@@ -223,54 +470,77 @@
       <w:r>
         <w:rPr>
           <w:b/>
-          <w:color w:val="B1442F"/>
-          <w:sz w:val="28"/>
+          <w:color w:val="FFFFFF"/>
+          <w:sz w:val="20"/>
+          <w:shd w:val="clear" w:fill="B1442F"/>
         </w:rPr>
-        <w:t>Two Separate Contests</w:t>
+        <w:t xml:space="preserve">  QUESTION 3  </w:t>
+      </w:r>
+      <w:r>
+        <w:rPr>
+          <w:b/>
+          <w:color w:val="6A6256"/>
+          <w:sz w:val="18"/>
+        </w:rPr>
+        <w:t xml:space="preserve">   STEP 2 · A SECTIONAL MAP</w:t>
       </w:r>
     </w:p>
     <w:p>
       <w:r>
         <w:rPr>
-          <w:b/>
-          <w:color w:val="6A6256"/>
-          <w:sz w:val="17"/>
+          <w:b w:val="0"/>
+          <w:color w:val="1C1714"/>
+          <w:sz w:val="23"/>
         </w:rPr>
-        <w:t>A SECTIONAL ELECTION</w:t>
+        <w:t>Lincoln carried the free North; Breckinridge swept the Deep South; Lincoln wasn't even on most Southern ballots. What does this pattern reveal?</w:t>
       </w:r>
     </w:p>
     <w:p>
       <w:pPr>
-        <w:spacing w:after="80"/>
+        <w:spacing w:after="40"/>
+        <w:ind w:left="432"/>
       </w:pPr>
       <w:r>
         <w:rPr>
-          <w:color w:val="1C1714"/>
-          <w:sz w:val="23"/>
+          <w:sz w:val="22"/>
         </w:rPr>
-        <w:t>It was really two elections at once. In the North, the race was Lincoln vs. Douglas. In the South, it was Breckinridge vs. Bell. Lincoln's name wasn't even printed on the ballot in most Southern states.</w:t>
+        <w:t>☐  A.  that most Americans agreed on the issues</w:t>
       </w:r>
     </w:p>
     <w:p>
       <w:pPr>
-        <w:spacing w:after="80"/>
+        <w:spacing w:after="40"/>
+        <w:ind w:left="432"/>
       </w:pPr>
       <w:r>
         <w:rPr>
-          <w:color w:val="1C1714"/>
-          <w:sz w:val="23"/>
+          <w:sz w:val="22"/>
         </w:rPr>
-        <w:t>That split doomed the South's cause. With the free states holding more people — and more electoral votes — a candidate who swept the North could win the whole election while losing the entire South.</w:t>
+        <w:t>☐  B.  that the nation was already dividing into two separate political regions</w:t>
       </w:r>
     </w:p>
     <w:p>
+      <w:pPr>
+        <w:spacing w:after="40"/>
+        <w:ind w:left="432"/>
+      </w:pPr>
       <w:r>
         <w:rPr>
-          <w:i/>
-          <w:color w:val="6A6256"/>
-          <w:sz w:val="17"/>
+          <w:sz w:val="22"/>
         </w:rPr>
-        <w:t>“The National Game. Three ‘Outs’ and One ‘Run’” — Currier &amp; Ives, 1860, public domain (Library of Congress).</w:t>
+        <w:t>☐  C.  that the election was fraudulent</w:t>
+      </w:r>
+    </w:p>
+    <w:p>
+      <w:pPr>
+        <w:spacing w:after="40"/>
+        <w:ind w:left="432"/>
+      </w:pPr>
+      <w:r>
+        <w:rPr>
+          <w:sz w:val="22"/>
+        </w:rPr>
+        <w:t>☐  D.  that slavery was no longer an issue</w:t>
       </w:r>
     </w:p>
     <w:p>
@@ -280,190 +550,79 @@
       <w:r>
         <w:rPr>
           <w:b/>
-          <w:color w:val="B1442F"/>
-          <w:sz w:val="28"/>
+          <w:color w:val="FFFFFF"/>
+          <w:sz w:val="20"/>
+          <w:shd w:val="clear" w:fill="B1442F"/>
         </w:rPr>
-        <w:t>“Three ‘Outs’ and One ‘Run’”</w:t>
+        <w:t xml:space="preserve">  QUESTION 4  </w:t>
+      </w:r>
+      <w:r>
+        <w:rPr>
+          <w:b/>
+          <w:color w:val="6A6256"/>
+          <w:sz w:val="18"/>
+        </w:rPr>
+        <w:t xml:space="preserve">   STEP 3 · WHY IT MATTERED</w:t>
       </w:r>
     </w:p>
     <w:p>
       <w:r>
         <w:rPr>
-          <w:b/>
-          <w:color w:val="6A6256"/>
-          <w:sz w:val="17"/>
+          <w:b w:val="0"/>
+          <w:color w:val="1C1714"/>
+          <w:sz w:val="23"/>
         </w:rPr>
-        <w:t>THE CONTEST AS A GAME</w:t>
-      </w:r>
-    </w:p>
-    <w:p>
-      <w:r>
-        <w:rPr>
-          <w:i/>
-          <w:color w:val="1C1714"/>
-          <w:sz w:val="22"/>
-        </w:rPr>
-        <w:t>Lincoln (right) wins the game while his three rivals strike out — an 1860 cartoon using America's new pastime, baseball.</w:t>
-      </w:r>
-    </w:p>
-    <w:p>
-      <w:r>
-        <w:rPr>
-          <w:i/>
-          <w:color w:val="6A6256"/>
-          <w:sz w:val="17"/>
-        </w:rPr>
-        <w:t>“The National Game. Three ‘Outs’ and One ‘Run’” — Currier &amp; Ives, 1860, public domain (Library of Congress).</w:t>
+        <w:t>Lincoln promised only to stop slavery from spreading, not to end it in the South. So why did his election — a fair, legal election — convince the South to leave the Union? Answer in two or three sentences.</w:t>
       </w:r>
     </w:p>
     <w:p>
       <w:pPr>
-        <w:spacing w:before="200"/>
+        <w:spacing w:after="120"/>
       </w:pPr>
       <w:r>
         <w:rPr>
-          <w:b/>
-          <w:color w:val="B1442F"/>
-          <w:sz w:val="28"/>
+          <w:color w:val="9A9286"/>
+          <w:sz w:val="22"/>
         </w:rPr>
-        <w:t>Winning Without the South</w:t>
-      </w:r>
-    </w:p>
-    <w:p>
-      <w:r>
-        <w:rPr>
-          <w:b/>
-          <w:color w:val="6A6256"/>
-          <w:sz w:val="17"/>
-        </w:rPr>
-        <w:t>NOVEMBER 6, 1860</w:t>
+        <w:t>____________________________________________________________________________________________</w:t>
       </w:r>
     </w:p>
     <w:p>
       <w:pPr>
-        <w:spacing w:after="80"/>
+        <w:spacing w:after="120"/>
       </w:pPr>
       <w:r>
         <w:rPr>
-          <w:color w:val="1C1714"/>
-          <w:sz w:val="23"/>
+          <w:color w:val="9A9286"/>
+          <w:sz w:val="22"/>
         </w:rPr>
-        <w:t>Lincoln won a clear majority of the electoral college while taking only about 40% of the popular vote — and not one Southern state.</w:t>
+        <w:t>____________________________________________________________________________________________</w:t>
       </w:r>
     </w:p>
     <w:p>
       <w:pPr>
-        <w:spacing w:after="80"/>
+        <w:spacing w:after="120"/>
       </w:pPr>
       <w:r>
         <w:rPr>
-          <w:color w:val="1C1714"/>
-          <w:sz w:val="23"/>
+          <w:color w:val="9A9286"/>
+          <w:sz w:val="22"/>
         </w:rPr>
-        <w:t>The math that elected him was the same math the South had feared for a decade: the free North, voting together, now outweighed the slave South. To white Southerners, the rules of the game had just made them permanently powerless.</w:t>
-      </w:r>
-    </w:p>
-    <w:p>
-      <w:r>
-        <w:rPr>
-          <w:i/>
-          <w:color w:val="6A6256"/>
-          <w:sz w:val="17"/>
-        </w:rPr>
-        <w:t>John C. Breckinridge — photograph, public domain (Library of Congress).</w:t>
+        <w:t>____________________________________________________________________________________________</w:t>
       </w:r>
     </w:p>
     <w:p>
       <w:pPr>
-        <w:spacing w:before="200"/>
+        <w:spacing w:after="120"/>
       </w:pPr>
       <w:r>
         <w:rPr>
-          <w:b/>
-          <w:color w:val="B1442F"/>
-          <w:sz w:val="28"/>
+          <w:color w:val="9A9286"/>
+          <w:sz w:val="22"/>
         </w:rPr>
-        <w:t>The Point of No Return</w:t>
+        <w:t>____________________________________________________________________________________________</w:t>
       </w:r>
     </w:p>
-    <w:p>
-      <w:r>
-        <w:rPr>
-          <w:b/>
-          <w:color w:val="6A6256"/>
-          <w:sz w:val="17"/>
-        </w:rPr>
-        <w:t>WHY IT MATTERED</w:t>
-      </w:r>
-    </w:p>
-    <w:p>
-      <w:pPr>
-        <w:spacing w:after="80"/>
-      </w:pPr>
-      <w:r>
-        <w:rPr>
-          <w:color w:val="1C1714"/>
-          <w:sz w:val="23"/>
-        </w:rPr>
-        <w:t>Lincoln had promised only to stop slavery from spreading, not to abolish it where it existed. It didn't matter. His election proved the South could be outvoted on slavery by a North that didn't need it.</w:t>
-      </w:r>
-    </w:p>
-    <w:p>
-      <w:pPr>
-        <w:spacing w:after="80"/>
-      </w:pPr>
-      <w:r>
-        <w:rPr>
-          <w:color w:val="1C1714"/>
-          <w:sz w:val="23"/>
-        </w:rPr>
-        <w:t>Six weeks after the vote — before Lincoln had even taken office — South Carolina began the march out of the Union. The ballot box had done what thirty years of argument could not: it had convinced the South there was no future for it inside the United States.</w:t>
-      </w:r>
-    </w:p>
-    <w:p>
-      <w:r>
-        <w:rPr>
-          <w:i/>
-          <w:color w:val="6A6256"/>
-          <w:sz w:val="17"/>
-        </w:rPr>
-        <w:t>1860 campaign cartoon — lithograph, public domain (Library of Congress).</w:t>
-      </w:r>
-    </w:p>
-    <w:p>
-      <w:pPr>
-        <w:spacing w:before="200"/>
-      </w:pPr>
-      <w:r>
-        <w:rPr>
-          <w:b/>
-          <w:color w:val="B1442F"/>
-          <w:sz w:val="28"/>
-        </w:rPr>
-        <w:t>Read the Returns</w:t>
-      </w:r>
-    </w:p>
-    <w:p>
-      <w:r>
-        <w:rPr>
-          <w:b/>
-          <w:color w:val="6A6256"/>
-          <w:sz w:val="17"/>
-        </w:rPr>
-        <w:t>YOUR TURN</w:t>
-      </w:r>
-    </w:p>
-    <w:p>
-      <w:r>
-        <w:rPr>
-          <w:i/>
-          <w:color w:val="1C1714"/>
-          <w:sz w:val="22"/>
-        </w:rPr>
-        <w:t>You'll analyze the actual 1860 results like a data historian — figuring out how the numbers and the map produced a winner almost no Southerner voted for, and why that broke the country.</w:t>
-      </w:r>
-    </w:p>
-    <w:p/>
     <w:p>
       <w:pPr>
         <w:jc w:val="center"/>
@@ -476,9 +635,160 @@
         <w:t>Promise &amp; Practice · ShadowDog Digital Studios · Unit 2</w:t>
       </w:r>
     </w:p>
+    <w:p>
+      <w:r>
+        <w:br w:type="page"/>
+      </w:r>
+    </w:p>
+    <w:tbl>
+      <w:tblPr>
+        <w:tblW w:type="auto" w:w="0"/>
+        <w:tblLayout w:type="autofit"/>
+        <w:tblLook w:firstColumn="1" w:firstRow="1" w:lastColumn="0" w:lastRow="0" w:noHBand="0" w:noVBand="1" w:val="04A0"/>
+      </w:tblPr>
+      <w:tblGrid>
+        <w:gridCol w:w="10224"/>
+      </w:tblGrid>
+      <w:tr>
+        <w:tc>
+          <w:tcPr>
+            <w:tcW w:type="dxa" w:w="10224"/>
+            <w:shd w:val="clear" w:fill="2c2219"/>
+          </w:tcPr>
+          <w:p>
+            <w:r>
+              <w:rPr>
+                <w:b/>
+                <w:color w:val="F0A184"/>
+                <w:sz w:val="28"/>
+              </w:rPr>
+              <w:t>TEACHER ANSWER KEY  —  The Election of 1860 — House &amp; Divided</w:t>
+            </w:r>
+          </w:p>
+        </w:tc>
+      </w:tr>
+    </w:tbl>
+    <w:p/>
+    <w:p>
+      <w:r>
+        <w:rPr>
+          <w:b/>
+          <w:color w:val="B1442F"/>
+          <w:sz w:val="22"/>
+        </w:rPr>
+        <w:t xml:space="preserve">QUESTION 1:  </w:t>
+      </w:r>
+      <w:r>
+        <w:rPr>
+          <w:sz w:val="22"/>
+        </w:rPr>
+        <w:t>Open response.</w:t>
+      </w:r>
+    </w:p>
+    <w:p>
+      <w:pPr>
+        <w:ind w:left="432"/>
+      </w:pPr>
+      <w:r>
+        <w:rPr>
+          <w:i/>
+          <w:color w:val="6A6256"/>
+          <w:sz w:val="21"/>
+        </w:rPr>
+        <w:t>Look for a response along the lines of: “Lincoln won because, even with 40%, his electoral votes…”</w:t>
+      </w:r>
+    </w:p>
+    <w:p>
+      <w:r>
+        <w:rPr>
+          <w:b/>
+          <w:color w:val="B1442F"/>
+          <w:sz w:val="22"/>
+        </w:rPr>
+        <w:t xml:space="preserve">QUESTION 2:  </w:t>
+      </w:r>
+      <w:r>
+        <w:rPr>
+          <w:sz w:val="22"/>
+        </w:rPr>
+        <w:t>Open response.</w:t>
+      </w:r>
+    </w:p>
+    <w:p>
+      <w:pPr>
+        <w:ind w:left="432"/>
+      </w:pPr>
+      <w:r>
+        <w:rPr>
+          <w:i/>
+          <w:color w:val="6A6256"/>
+          <w:sz w:val="21"/>
+        </w:rPr>
+        <w:t>Look for a response along the lines of: “Douglas's votes were spread thin across many states, while Breckinridge's were…”</w:t>
+      </w:r>
+    </w:p>
+    <w:p>
+      <w:r>
+        <w:rPr>
+          <w:b/>
+          <w:color w:val="B1442F"/>
+          <w:sz w:val="22"/>
+        </w:rPr>
+        <w:t xml:space="preserve">QUESTION 3:  </w:t>
+      </w:r>
+      <w:r>
+        <w:rPr>
+          <w:b/>
+          <w:sz w:val="22"/>
+        </w:rPr>
+        <w:t>Correct — B. that the nation was already dividing into two separate political regions</w:t>
+      </w:r>
+    </w:p>
+    <w:p>
+      <w:pPr>
+        <w:ind w:left="432"/>
+      </w:pPr>
+      <w:r>
+        <w:rPr>
+          <w:i/>
+          <w:color w:val="6A6256"/>
+          <w:sz w:val="21"/>
+        </w:rPr>
+        <w:t>Exactly. The vote didn't split by candidate so much as by region. The country was no longer arguing as one nation — it was already voting as two.</w:t>
+      </w:r>
+    </w:p>
+    <w:p>
+      <w:r>
+        <w:rPr>
+          <w:b/>
+          <w:color w:val="B1442F"/>
+          <w:sz w:val="22"/>
+        </w:rPr>
+        <w:t xml:space="preserve">QUESTION 4:  </w:t>
+      </w:r>
+      <w:r>
+        <w:rPr>
+          <w:sz w:val="22"/>
+        </w:rPr>
+        <w:t>Open response.</w:t>
+      </w:r>
+    </w:p>
+    <w:p>
+      <w:pPr>
+        <w:ind w:left="432"/>
+      </w:pPr>
+      <w:r>
+        <w:rPr>
+          <w:i/>
+          <w:color w:val="6A6256"/>
+          <w:sz w:val="21"/>
+        </w:rPr>
+        <w:t>Look for a response along the lines of: “The South left because the election proved…”</w:t>
+      </w:r>
+    </w:p>
     <w:sectPr>
       <w:pgSz w:w="12240" w:h="15840"/>
-      <w:pgMar w:top="1152" w:right="1152" w:bottom="1152" w:left="1152" w:header="720" w:footer="720" w:gutter="0"/>
+      <w:pgMar w:top="1008" w:right="1008" w:bottom="1008" w:left="1008" w:header="720" w:footer="720" w:gutter="0"/>
       <w:cols w:space="720"/>
       <w:docGrid w:linePitch="360"/>
     </w:sectPr>
